--- a/SDN_Traffic_Classification_Report.docx
+++ b/SDN_Traffic_Classification_Report.docx
@@ -460,39 +460,6 @@
     </w:p>
     <w:p>
       <w:pPr>
-        <w:pBdr>
-          <w:top w:val="single" w:sz="4" w:space="0" w:color="CCCCCC"/>
-          <w:bottom w:val="single" w:sz="4" w:space="0" w:color="CCCCCC"/>
-        </w:pBdr>
-        <w:spacing w:before="200" w:after="200"/>
-        <w:jc w:val="center"/>
-      </w:pPr>
-      <w:r>
-        <w:rPr>
-          <w:i/>
-          <w:iCs/>
-          <w:color w:val="888888"/>
-        </w:rPr>
-        <w:t xml:space="preserve">[ Insert Architecture Diagram </w:t>
-      </w:r>
-      <w:proofErr w:type="gramStart"/>
-      <w:r>
-        <w:rPr>
-          <w:i/>
-          <w:iCs/>
-          <w:color w:val="888888"/>
-        </w:rPr>
-        <w:t>Here ]</w:t>
-      </w:r>
-      <w:proofErr w:type="gramEnd"/>
-    </w:p>
-    <w:p>
-      <w:pPr>
-        <w:spacing w:before="60" w:after="60"/>
-      </w:pPr>
-    </w:p>
-    <w:p>
-      <w:pPr>
         <w:pStyle w:val="Heading1"/>
       </w:pPr>
       <w:r>
@@ -639,23 +606,20 @@
       </w:r>
       <w:proofErr w:type="spellEnd"/>
       <w:r>
-        <w:t xml:space="preserve"> was used to measure basic </w:t>
-      </w:r>
+        <w:t xml:space="preserve"> was used to measure basic throughput in scenarios where traffic was permitted, helping quantify the performance of the allowed flows.</w:t>
+      </w:r>
+    </w:p>
+    <w:p>
+      <w:pPr>
+        <w:spacing w:before="60" w:after="60"/>
+      </w:pPr>
+    </w:p>
+    <w:p>
+      <w:pPr>
+        <w:pStyle w:val="Heading1"/>
+      </w:pPr>
       <w:r>
         <w:lastRenderedPageBreak/>
-        <w:t>throughput in scenarios where traffic was permitted, helping quantify the performance of the allowed flows.</w:t>
-      </w:r>
-    </w:p>
-    <w:p>
-      <w:pPr>
-        <w:spacing w:before="60" w:after="60"/>
-      </w:pPr>
-    </w:p>
-    <w:p>
-      <w:pPr>
-        <w:pStyle w:val="Heading1"/>
-      </w:pPr>
-      <w:r>
         <w:t>7. Methodology / Implementation</w:t>
       </w:r>
     </w:p>
@@ -826,7 +790,6 @@
         <w:spacing w:before="60" w:after="60"/>
       </w:pPr>
       <w:r>
-        <w:lastRenderedPageBreak/>
         <w:t xml:space="preserve">Step 1: Extract the </w:t>
       </w:r>
       <w:proofErr w:type="spellStart"/>
@@ -861,6 +824,7 @@
         <w:spacing w:before="60" w:after="60"/>
       </w:pPr>
       <w:r>
+        <w:lastRenderedPageBreak/>
         <w:t>Step 3: Learn the source MAC address by mapping it to the incoming port.</w:t>
       </w:r>
     </w:p>
@@ -1055,11 +1019,7 @@
       </w:r>
       <w:proofErr w:type="spellEnd"/>
       <w:r>
-        <w:t xml:space="preserve"> message being sent to the switch to install the forwarding rule. </w:t>
-      </w:r>
-      <w:r>
-        <w:lastRenderedPageBreak/>
-        <w:t>Subsequent ping packets are handled directly by the switch without going back to the controller, which reduces latency on repeated pings.</w:t>
+        <w:t xml:space="preserve"> message being sent to the switch to install the forwarding rule. Subsequent ping packets are handled directly by the switch without going back to the controller, which reduces latency on repeated pings.</w:t>
       </w:r>
     </w:p>
     <w:p>
@@ -1070,6 +1030,7 @@
         <w:rPr>
           <w:noProof/>
         </w:rPr>
+        <w:lastRenderedPageBreak/>
         <w:drawing>
           <wp:inline distT="0" distB="0" distL="0" distR="0" wp14:anchorId="6C4D37E6" wp14:editId="7ED69EE8">
             <wp:extent cx="5724081" cy="2277374"/>
@@ -1262,19 +1223,16 @@
         <w:jc w:val="both"/>
       </w:pPr>
       <w:r>
-        <w:t xml:space="preserve">The system behaved as expected across both test scenarios. ICMP ping traffic was consistently forwarded with low latency, and HTTP traffic on port 80 was reliably </w:t>
-      </w:r>
+        <w:t>The system behaved as expected across both test scenarios. ICMP ping traffic was consistently forwarded with low latency, and HTTP traffic on port 80 was reliably blocked. The controller logs were examined after each test to verify that the correct flow rules were being installed.</w:t>
+      </w:r>
+    </w:p>
+    <w:p>
+      <w:pPr>
+        <w:spacing w:before="100" w:after="100"/>
+        <w:jc w:val="both"/>
+      </w:pPr>
       <w:r>
         <w:lastRenderedPageBreak/>
-        <w:t>blocked. The controller logs were examined after each test to verify that the correct flow rules were being installed.</w:t>
-      </w:r>
-    </w:p>
-    <w:p>
-      <w:pPr>
-        <w:spacing w:before="100" w:after="100"/>
-        <w:jc w:val="both"/>
-      </w:pPr>
-      <w:r>
         <w:t>In the flow table dump, two types of entries were visible. The first type was the HTTP drop rule with a high priority (e.g., priority 100), matching on TCP destination port 80 with an empty action list. The second type was the forwarding rules with a lower priority (e.g., priority 1), matching on destination MAC and specifying an output port.</w:t>
       </w:r>
     </w:p>
@@ -1380,10 +1338,7 @@
         <w:jc w:val="both"/>
       </w:pPr>
       <w:r>
-        <w:t>One important observation w</w:t>
-      </w:r>
-      <w:r>
-        <w:t xml:space="preserve">as that when h1 first tried to curl h2, the SYN packet did reach the controller (as a </w:t>
+        <w:t xml:space="preserve">One important observation was that when h1 first tried to curl h2, the SYN packet did reach the controller (as a </w:t>
       </w:r>
       <w:proofErr w:type="spellStart"/>
       <w:r>
@@ -1506,12 +1461,15 @@
       </w:pPr>
       <w:proofErr w:type="spellStart"/>
       <w:r>
+        <w:t>iperf</w:t>
+      </w:r>
+      <w:proofErr w:type="spellEnd"/>
+      <w:r>
+        <w:t xml:space="preserve"> was run between h1 and h2 for UDP traffic to measure throughput on an allowed flow. Since this traffic is neither TCP port 80 nor a blocked type, it passed through freely. The measured throughput was consistent with Mininet's emulated link capacity </w:t>
+      </w:r>
+      <w:r>
         <w:lastRenderedPageBreak/>
-        <w:t>iperf</w:t>
-      </w:r>
-      <w:proofErr w:type="spellEnd"/>
-      <w:r>
-        <w:t xml:space="preserve"> was run between h1 and h2 for UDP traffic to measure throughput on an allowed flow. Since this traffic is neither TCP port 80 nor a blocked type, it passed through freely. The measured throughput was consistent with Mininet's emulated link capacity (default 100 Mbps). This confirms that the SDN system does not introduce any additional bottleneck for permitted traffic.</w:t>
+        <w:t>(default 100 Mbps). This confirms that the SDN system does not introduce any additional bottleneck for permitted traffic.</w:t>
       </w:r>
     </w:p>
     <w:p>
@@ -1697,7 +1655,6 @@
         <w:pStyle w:val="Heading1"/>
       </w:pPr>
       <w:r>
-        <w:lastRenderedPageBreak/>
         <w:t>14. Future Enhancements</w:t>
       </w:r>
     </w:p>
@@ -1711,6 +1668,7 @@
         <w:spacing w:before="60" w:after="60"/>
       </w:pPr>
       <w:r>
+        <w:lastRenderedPageBreak/>
         <w:t>Proactive Flow Installation: Pre-loading the switch with baseline flow rules at startup, rather than installing them reactively, would eliminate the first-packet latency overhead.</w:t>
       </w:r>
     </w:p>
@@ -1870,7 +1828,6 @@
           <w:b/>
           <w:bCs/>
         </w:rPr>
-        <w:lastRenderedPageBreak/>
         <w:t xml:space="preserve">[2] </w:t>
       </w:r>
       <w:r>
@@ -1912,6 +1869,7 @@
           <w:b/>
           <w:bCs/>
         </w:rPr>
+        <w:lastRenderedPageBreak/>
         <w:t xml:space="preserve">[3] </w:t>
       </w:r>
       <w:r>
@@ -1995,12 +1953,6 @@
         <w:gridCol w:w="1300"/>
       </w:tblGrid>
       <w:tr>
-        <w:tblPrEx>
-          <w:tblCellMar>
-            <w:top w:w="0" w:type="dxa"/>
-            <w:bottom w:w="0" w:type="dxa"/>
-          </w:tblCellMar>
-        </w:tblPrEx>
         <w:tc>
           <w:tcPr>
             <w:tcW w:w="2800" w:type="dxa"/>
@@ -2099,12 +2051,6 @@
         </w:tc>
       </w:tr>
       <w:tr>
-        <w:tblPrEx>
-          <w:tblCellMar>
-            <w:top w:w="0" w:type="dxa"/>
-            <w:bottom w:w="0" w:type="dxa"/>
-          </w:tblCellMar>
-        </w:tblPrEx>
         <w:tc>
           <w:tcPr>
             <w:tcW w:w="2800" w:type="dxa"/>
@@ -2197,12 +2143,6 @@
         </w:tc>
       </w:tr>
       <w:tr>
-        <w:tblPrEx>
-          <w:tblCellMar>
-            <w:top w:w="0" w:type="dxa"/>
-            <w:bottom w:w="0" w:type="dxa"/>
-          </w:tblCellMar>
-        </w:tblPrEx>
         <w:tc>
           <w:tcPr>
             <w:tcW w:w="2800" w:type="dxa"/>
@@ -2313,12 +2253,6 @@
         </w:tc>
       </w:tr>
       <w:tr>
-        <w:tblPrEx>
-          <w:tblCellMar>
-            <w:top w:w="0" w:type="dxa"/>
-            <w:bottom w:w="0" w:type="dxa"/>
-          </w:tblCellMar>
-        </w:tblPrEx>
         <w:tc>
           <w:tcPr>
             <w:tcW w:w="2800" w:type="dxa"/>
@@ -2411,12 +2345,6 @@
         </w:tc>
       </w:tr>
       <w:tr>
-        <w:tblPrEx>
-          <w:tblCellMar>
-            <w:top w:w="0" w:type="dxa"/>
-            <w:bottom w:w="0" w:type="dxa"/>
-          </w:tblCellMar>
-        </w:tblPrEx>
         <w:tc>
           <w:tcPr>
             <w:tcW w:w="2800" w:type="dxa"/>
@@ -2527,12 +2455,6 @@
         </w:tc>
       </w:tr>
       <w:tr>
-        <w:tblPrEx>
-          <w:tblCellMar>
-            <w:top w:w="0" w:type="dxa"/>
-            <w:bottom w:w="0" w:type="dxa"/>
-          </w:tblCellMar>
-        </w:tblPrEx>
         <w:tc>
           <w:tcPr>
             <w:tcW w:w="2800" w:type="dxa"/>
@@ -2625,12 +2547,6 @@
         </w:tc>
       </w:tr>
       <w:tr>
-        <w:tblPrEx>
-          <w:tblCellMar>
-            <w:top w:w="0" w:type="dxa"/>
-            <w:bottom w:w="0" w:type="dxa"/>
-          </w:tblCellMar>
-        </w:tblPrEx>
         <w:tc>
           <w:tcPr>
             <w:tcW w:w="2800" w:type="dxa"/>

--- a/SDN_Traffic_Classification_Report.docx
+++ b/SDN_Traffic_Classification_Report.docx
@@ -29,7 +29,23 @@
           <w:sz w:val="28"/>
           <w:szCs w:val="28"/>
         </w:rPr>
-        <w:t>Mininet + Ryu Controller</w:t>
+        <w:t xml:space="preserve">Mininet + </w:t>
+      </w:r>
+      <w:r>
+        <w:rPr>
+          <w:color w:val="555555"/>
+          <w:sz w:val="28"/>
+          <w:szCs w:val="28"/>
+        </w:rPr>
+        <w:t>POX</w:t>
+      </w:r>
+      <w:r>
+        <w:rPr>
+          <w:color w:val="555555"/>
+          <w:sz w:val="28"/>
+          <w:szCs w:val="28"/>
+        </w:rPr>
+        <w:t xml:space="preserve"> Controller</w:t>
       </w:r>
     </w:p>
     <w:p>
@@ -86,7 +102,13 @@
         <w:jc w:val="both"/>
       </w:pPr>
       <w:r>
-        <w:t xml:space="preserve">This report presents the design and implementation of a Traffic Classification System using Software Defined Networking (SDN). The system uses Mininet as the network emulation platform and the Ryu controller as the SDN control plane. The primary objective is to classify and control network traffic based on predefined rules—specifically, to allow normal ICMP (ping) traffic between hosts while blocking HTTP traffic on port 80. The controller intercepts incoming packets through OpenFlow's </w:t>
+        <w:t xml:space="preserve">This report presents the design and implementation of a Traffic Classification System using Software Defined Networking (SDN). The system uses Mininet as the network emulation platform and the </w:t>
+      </w:r>
+      <w:r>
+        <w:t>POX</w:t>
+      </w:r>
+      <w:r>
+        <w:t xml:space="preserve"> controller as the SDN control plane. The primary objective is to classify and control network traffic based on predefined rules—specifically, to allow normal ICMP (ping) traffic between hosts while blocking HTTP traffic on port 80. The controller intercepts incoming packets through OpenFlow's </w:t>
       </w:r>
       <w:proofErr w:type="spellStart"/>
       <w:r>
@@ -194,7 +216,13 @@
         <w:jc w:val="both"/>
       </w:pPr>
       <w:r>
-        <w:t>This project addresses the problem of implementing a traffic classification system using SDN. A Mininet topology simulates a small network with multiple hosts connected to a single switch. The Ryu SDN controller is responsible for classifying and controlling traffic in real time using OpenFlow flow rules.</w:t>
+        <w:t xml:space="preserve">This project addresses the problem of implementing a traffic classification system using SDN. A Mininet topology simulates a small network with multiple hosts connected to a single switch. The </w:t>
+      </w:r>
+      <w:r>
+        <w:t>POX</w:t>
+      </w:r>
+      <w:r>
+        <w:t xml:space="preserve"> SDN controller is responsible for classifying and controlling traffic in real time using OpenFlow flow rules.</w:t>
       </w:r>
     </w:p>
     <w:p>
@@ -298,7 +326,13 @@
         <w:spacing w:before="60" w:after="60"/>
       </w:pPr>
       <w:r>
-        <w:t>To implement a Ryu-based SDN controller that handles packet classification logic</w:t>
+        <w:t xml:space="preserve">To implement a </w:t>
+      </w:r>
+      <w:r>
+        <w:t>POX</w:t>
+      </w:r>
+      <w:r>
+        <w:t>-based SDN controller that handles packet classification logic</w:t>
       </w:r>
     </w:p>
     <w:p>
@@ -392,7 +426,10 @@
       </w:r>
       <w:r>
         <w:lastRenderedPageBreak/>
-        <w:t>Ryu controller running on the local machine (typically at 127.0.0.1 on port 6633 or 6653).</w:t>
+        <w:t>POX</w:t>
+      </w:r>
+      <w:r>
+        <w:t xml:space="preserve"> controller running on the local machine (typically at 127.0.0.1 on port 6633 or 6653).</w:t>
       </w:r>
     </w:p>
     <w:p>
@@ -409,7 +446,13 @@
       </w:r>
       <w:proofErr w:type="spellEnd"/>
       <w:r>
-        <w:t xml:space="preserve"> message to the Ryu controller. The controller inspects the packet, determines whether it should be allowed or blocked, and sends back a </w:t>
+        <w:t xml:space="preserve"> message to the </w:t>
+      </w:r>
+      <w:r>
+        <w:t>POX</w:t>
+      </w:r>
+      <w:r>
+        <w:t xml:space="preserve"> controller. The controller inspects the packet, determines whether it should be allowed or blocked, and sends back a </w:t>
       </w:r>
       <w:proofErr w:type="spellStart"/>
       <w:r>
@@ -434,21 +477,17 @@
         <w:jc w:val="both"/>
       </w:pPr>
       <w:r>
-        <w:t xml:space="preserve">The interaction between the controller and the switch is built entirely on OpenFlow 1.3. The controller uses the Ryu framework's built-in </w:t>
-      </w:r>
-      <w:proofErr w:type="spellStart"/>
-      <w:r>
-        <w:t>OFPFlowMod</w:t>
-      </w:r>
-      <w:proofErr w:type="spellEnd"/>
-      <w:r>
-        <w:t xml:space="preserve"> and </w:t>
-      </w:r>
-      <w:proofErr w:type="spellStart"/>
-      <w:r>
-        <w:t>OFPPacketOut</w:t>
-      </w:r>
-      <w:proofErr w:type="spellEnd"/>
+        <w:t xml:space="preserve">The interaction between the controller and the switch is built entirely on OpenFlow 1.3. The controller uses the </w:t>
+      </w:r>
+      <w:r>
+        <w:t>POX</w:t>
+      </w:r>
+      <w:r>
+        <w:t xml:space="preserve"> framework's built-</w:t>
+      </w:r>
+      <w:r>
+        <w:t>in</w:t>
+      </w:r>
       <w:r>
         <w:t xml:space="preserve"> APIs to manage flow entries and respond to events.</w:t>
       </w:r>
@@ -506,31 +545,115 @@
           <w:sz w:val="28"/>
           <w:szCs w:val="28"/>
         </w:rPr>
-        <w:t>6.2 Ryu Controller</w:t>
-      </w:r>
-    </w:p>
-    <w:p>
-      <w:pPr>
-        <w:spacing w:before="100" w:after="100"/>
-        <w:jc w:val="both"/>
-      </w:pPr>
-      <w:r>
-        <w:t xml:space="preserve">Ryu is a Python-based SDN controller framework that supports OpenFlow versions 1.0 through 1.5. It provides a clean event-driven API for handling </w:t>
-      </w:r>
-      <w:proofErr w:type="spellStart"/>
-      <w:r>
-        <w:t>packet_in</w:t>
-      </w:r>
-      <w:proofErr w:type="spellEnd"/>
-      <w:r>
-        <w:t xml:space="preserve"> events, installing flow rules, and managing the network. It was chosen for this project because of its simplicity and good documentation.</w:t>
+        <w:t xml:space="preserve">6.2 </w:t>
+      </w:r>
+      <w:r>
+        <w:rPr>
+          <w:sz w:val="28"/>
+          <w:szCs w:val="28"/>
+        </w:rPr>
+        <w:t>POX</w:t>
+      </w:r>
+      <w:r>
+        <w:rPr>
+          <w:sz w:val="28"/>
+          <w:szCs w:val="28"/>
+        </w:rPr>
+        <w:t xml:space="preserve"> Controller</w:t>
       </w:r>
     </w:p>
     <w:p>
       <w:pPr>
         <w:pStyle w:val="Heading2"/>
         <w:spacing w:before="280"/>
-      </w:pPr>
+        <w:rPr>
+          <w:b w:val="0"/>
+          <w:bCs w:val="0"/>
+          <w:color w:val="auto"/>
+          <w:sz w:val="24"/>
+          <w:szCs w:val="24"/>
+        </w:rPr>
+      </w:pPr>
+      <w:r>
+        <w:rPr>
+          <w:b w:val="0"/>
+          <w:bCs w:val="0"/>
+          <w:color w:val="auto"/>
+          <w:sz w:val="24"/>
+          <w:szCs w:val="24"/>
+        </w:rPr>
+        <w:t xml:space="preserve">POX is a Python-based SDN controller framework used for rapid prototyping of network applications. It provides modules such as </w:t>
+      </w:r>
+      <w:proofErr w:type="gramStart"/>
+      <w:r>
+        <w:rPr>
+          <w:b w:val="0"/>
+          <w:bCs w:val="0"/>
+          <w:color w:val="auto"/>
+          <w:sz w:val="24"/>
+          <w:szCs w:val="24"/>
+        </w:rPr>
+        <w:t>forwarding.l</w:t>
+      </w:r>
+      <w:proofErr w:type="gramEnd"/>
+      <w:r>
+        <w:rPr>
+          <w:b w:val="0"/>
+          <w:bCs w:val="0"/>
+          <w:color w:val="auto"/>
+          <w:sz w:val="24"/>
+          <w:szCs w:val="24"/>
+        </w:rPr>
+        <w:t xml:space="preserve">2_learning for implementing learning switch </w:t>
+      </w:r>
+      <w:proofErr w:type="spellStart"/>
+      <w:r>
+        <w:rPr>
+          <w:b w:val="0"/>
+          <w:bCs w:val="0"/>
+          <w:color w:val="auto"/>
+          <w:sz w:val="24"/>
+          <w:szCs w:val="24"/>
+        </w:rPr>
+        <w:t>behavior</w:t>
+      </w:r>
+      <w:proofErr w:type="spellEnd"/>
+      <w:r>
+        <w:rPr>
+          <w:b w:val="0"/>
+          <w:bCs w:val="0"/>
+          <w:color w:val="auto"/>
+          <w:sz w:val="24"/>
+          <w:szCs w:val="24"/>
+        </w:rPr>
+        <w:t>.</w:t>
+      </w:r>
+      <w:r>
+        <w:rPr>
+          <w:b w:val="0"/>
+          <w:bCs w:val="0"/>
+          <w:color w:val="auto"/>
+          <w:sz w:val="24"/>
+          <w:szCs w:val="24"/>
+        </w:rPr>
+        <w:t xml:space="preserve"> In this project, POX is used to control traffic and manage OpenFlow switches.</w:t>
+      </w:r>
+    </w:p>
+    <w:p>
+      <w:pPr>
+        <w:pStyle w:val="Heading2"/>
+        <w:spacing w:before="280"/>
+      </w:pPr>
+      <w:r>
+        <w:rPr>
+          <w:b w:val="0"/>
+          <w:bCs w:val="0"/>
+          <w:color w:val="auto"/>
+          <w:sz w:val="24"/>
+          <w:szCs w:val="24"/>
+        </w:rPr>
+        <w:t xml:space="preserve"> </w:t>
+      </w:r>
       <w:r>
         <w:rPr>
           <w:sz w:val="28"/>
@@ -567,7 +690,13 @@
         <w:jc w:val="both"/>
       </w:pPr>
       <w:r>
-        <w:t>The entire controller logic is written in Python using the Ryu framework. Python's readability and the rich support for networking libraries made it a natural choice for implementing the classification logic.</w:t>
+        <w:t xml:space="preserve">The entire controller logic is written in Python using the </w:t>
+      </w:r>
+      <w:r>
+        <w:t>POX</w:t>
+      </w:r>
+      <w:r>
+        <w:t xml:space="preserve"> framework. Python's readability and the rich support for networking libraries made it a natural choice for implementing the classification logic.</w:t>
       </w:r>
     </w:p>
     <w:p>
@@ -651,7 +780,13 @@
         <w:jc w:val="both"/>
       </w:pPr>
       <w:r>
-        <w:t>When the topology is launched, Mininet brings up virtual network interfaces for each host and connects them to the switch through virtual Ethernet pairs. The hosts are assigned IP addresses in the 10.0.0.0/8 range by default. The remote Ryu controller is started separately, and the switch automatically connects to it on startup.</w:t>
+        <w:t xml:space="preserve">When the topology is launched, Mininet brings up virtual network interfaces for each host and connects them to the switch through virtual Ethernet pairs. The hosts are assigned IP addresses in the 10.0.0.0/8 range by default. The remote </w:t>
+      </w:r>
+      <w:r>
+        <w:t>POX</w:t>
+      </w:r>
+      <w:r>
+        <w:t xml:space="preserve"> controller is started separately, and the switch automatically connects to it on startup.</w:t>
       </w:r>
     </w:p>
     <w:p>
@@ -669,51 +804,118 @@
     </w:p>
     <w:p>
       <w:pPr>
-        <w:spacing w:before="100" w:after="100"/>
-        <w:jc w:val="both"/>
-      </w:pPr>
-      <w:r>
-        <w:t xml:space="preserve">The Ryu controller is built around the </w:t>
-      </w:r>
-      <w:proofErr w:type="spellStart"/>
-      <w:r>
-        <w:t>EventOFPPacketIn</w:t>
-      </w:r>
-      <w:proofErr w:type="spellEnd"/>
-      <w:r>
-        <w:t xml:space="preserve"> handler. Every time a packet arrives at the switch for which no flow rule exists, it gets sent to the controller as a </w:t>
-      </w:r>
-      <w:proofErr w:type="spellStart"/>
-      <w:r>
-        <w:t>packet_in</w:t>
-      </w:r>
-      <w:proofErr w:type="spellEnd"/>
-      <w:r>
-        <w:t xml:space="preserve"> event. The controller then parses the packet to determine its type.</w:t>
-      </w:r>
-    </w:p>
-    <w:p>
-      <w:pPr>
-        <w:spacing w:before="100" w:after="100"/>
-        <w:jc w:val="both"/>
-      </w:pPr>
-      <w:r>
-        <w:t>The packet parsing is done using Ryu's packet library. The controller first extracts the Ethernet frame, then checks whether the payload is an IPv4 packet. If it is, it checks whether the transport layer is TCP and whether the destination port is 80 (HTTP). If any of those conditions match, the packet is classified as HTTP traffic and is dropped. Otherwise, the packet is forwarded normally.</w:t>
-      </w:r>
-    </w:p>
-    <w:p>
-      <w:pPr>
-        <w:spacing w:before="100" w:after="100"/>
-        <w:jc w:val="both"/>
-      </w:pPr>
-      <w:r>
-        <w:t>The controller also learns the MAC addresses of hosts dynamically—similar to a learning switch—so that subsequent packets to known destinations are forwarded directly rather than flooded.</w:t>
-      </w:r>
-    </w:p>
-    <w:p>
-      <w:pPr>
         <w:pStyle w:val="Heading2"/>
         <w:spacing w:before="280"/>
+        <w:rPr>
+          <w:b w:val="0"/>
+          <w:bCs w:val="0"/>
+          <w:color w:val="auto"/>
+          <w:sz w:val="24"/>
+          <w:szCs w:val="24"/>
+        </w:rPr>
+      </w:pPr>
+      <w:r>
+        <w:rPr>
+          <w:b w:val="0"/>
+          <w:bCs w:val="0"/>
+          <w:color w:val="auto"/>
+          <w:sz w:val="24"/>
+          <w:szCs w:val="24"/>
+        </w:rPr>
+        <w:t xml:space="preserve">The POX controller is used with the </w:t>
+      </w:r>
+      <w:proofErr w:type="gramStart"/>
+      <w:r>
+        <w:rPr>
+          <w:b w:val="0"/>
+          <w:bCs w:val="0"/>
+          <w:color w:val="auto"/>
+          <w:sz w:val="24"/>
+          <w:szCs w:val="24"/>
+        </w:rPr>
+        <w:t>forwarding.l</w:t>
+      </w:r>
+      <w:proofErr w:type="gramEnd"/>
+      <w:r>
+        <w:rPr>
+          <w:b w:val="0"/>
+          <w:bCs w:val="0"/>
+          <w:color w:val="auto"/>
+          <w:sz w:val="24"/>
+          <w:szCs w:val="24"/>
+        </w:rPr>
+        <w:t xml:space="preserve">2_learning module, which behaves as a learning switch. It dynamically learns MAC-to-port mappings and forwards packets </w:t>
+      </w:r>
+      <w:proofErr w:type="spellStart"/>
+      <w:proofErr w:type="gramStart"/>
+      <w:r>
+        <w:rPr>
+          <w:b w:val="0"/>
+          <w:bCs w:val="0"/>
+          <w:color w:val="auto"/>
+          <w:sz w:val="24"/>
+          <w:szCs w:val="24"/>
+        </w:rPr>
+        <w:t>accordingly.The</w:t>
+      </w:r>
+      <w:proofErr w:type="spellEnd"/>
+      <w:proofErr w:type="gramEnd"/>
+      <w:r>
+        <w:rPr>
+          <w:b w:val="0"/>
+          <w:bCs w:val="0"/>
+          <w:color w:val="auto"/>
+          <w:sz w:val="24"/>
+          <w:szCs w:val="24"/>
+        </w:rPr>
+        <w:t xml:space="preserve"> controller monitors incoming packets and installs flow rules in the OpenFlow switch. For traffic classification, HTTP traffic (TCP port 80) is treated as restricted, while ICMP traffic is </w:t>
+      </w:r>
+      <w:proofErr w:type="spellStart"/>
+      <w:proofErr w:type="gramStart"/>
+      <w:r>
+        <w:rPr>
+          <w:b w:val="0"/>
+          <w:bCs w:val="0"/>
+          <w:color w:val="auto"/>
+          <w:sz w:val="24"/>
+          <w:szCs w:val="24"/>
+        </w:rPr>
+        <w:t>allowed.The</w:t>
+      </w:r>
+      <w:proofErr w:type="spellEnd"/>
+      <w:proofErr w:type="gramEnd"/>
+      <w:r>
+        <w:rPr>
+          <w:b w:val="0"/>
+          <w:bCs w:val="0"/>
+          <w:color w:val="auto"/>
+          <w:sz w:val="24"/>
+          <w:szCs w:val="24"/>
+        </w:rPr>
+        <w:t xml:space="preserve"> controller logs display switch connections and packet handling events.</w:t>
+      </w:r>
+      <w:r>
+        <w:rPr>
+          <w:b w:val="0"/>
+          <w:bCs w:val="0"/>
+          <w:color w:val="auto"/>
+          <w:sz w:val="24"/>
+          <w:szCs w:val="24"/>
+        </w:rPr>
+        <w:t xml:space="preserve"> </w:t>
+      </w:r>
+    </w:p>
+    <w:p>
+      <w:pPr>
+        <w:pStyle w:val="Heading2"/>
+        <w:spacing w:before="280"/>
+        <w:rPr>
+          <w:b w:val="0"/>
+          <w:bCs w:val="0"/>
+          <w:color w:val="auto"/>
+          <w:sz w:val="24"/>
+          <w:szCs w:val="24"/>
+        </w:rPr>
       </w:pPr>
       <w:r>
         <w:rPr>
@@ -824,7 +1026,6 @@
         <w:spacing w:before="60" w:after="60"/>
       </w:pPr>
       <w:r>
-        <w:lastRenderedPageBreak/>
         <w:t>Step 3: Learn the source MAC address by mapping it to the incoming port.</w:t>
       </w:r>
     </w:p>
@@ -864,6 +1065,7 @@
         <w:spacing w:before="60" w:after="60"/>
       </w:pPr>
       <w:r>
+        <w:lastRenderedPageBreak/>
         <w:t>Step 6: If the destination MAC is already known, install a FORWARD rule to the known output port.</w:t>
       </w:r>
     </w:p>
@@ -908,16 +1110,51 @@
         <w:jc w:val="both"/>
       </w:pPr>
       <w:r>
-        <w:t>The project was executed on a Linux machine (Ubuntu 20.04) with Mininet 2.3.0 and Ryu 4.34 installed. The execution process involved two terminal windows running simultaneously.</w:t>
-      </w:r>
-    </w:p>
-    <w:p>
-      <w:pPr>
-        <w:spacing w:before="100" w:after="100"/>
-        <w:jc w:val="both"/>
-      </w:pPr>
-      <w:r>
-        <w:t>In the first terminal, the Ryu controller was started with the traffic classification application. The controller began listening for incoming OpenFlow connections on port 6633. In the second terminal, the Mininet topology was launched with the remote controller option pointing to localhost.</w:t>
+        <w:t xml:space="preserve">The project was executed on a Linux machine (Ubuntu 20.04) with Mininet 2.3.0 and </w:t>
+      </w:r>
+      <w:r>
+        <w:t>POX</w:t>
+      </w:r>
+      <w:r>
+        <w:t xml:space="preserve"> 4.34 installed. The execution process involved two terminal windows running simultaneously.</w:t>
+      </w:r>
+    </w:p>
+    <w:p>
+      <w:pPr>
+        <w:spacing w:before="100" w:after="100"/>
+        <w:jc w:val="both"/>
+      </w:pPr>
+      <w:r>
+        <w:t>In the first terminal, the POX controller was started using:</w:t>
+      </w:r>
+    </w:p>
+    <w:p>
+      <w:pPr>
+        <w:spacing w:before="100" w:after="100"/>
+        <w:jc w:val="both"/>
+      </w:pPr>
+      <w:r>
+        <w:t xml:space="preserve">./pox.py </w:t>
+      </w:r>
+      <w:proofErr w:type="gramStart"/>
+      <w:r>
+        <w:t>forwarding.l</w:t>
+      </w:r>
+      <w:proofErr w:type="gramEnd"/>
+      <w:r>
+        <w:t>2_learning</w:t>
+      </w:r>
+    </w:p>
+    <w:p>
+      <w:pPr>
+        <w:spacing w:before="100" w:after="100"/>
+        <w:jc w:val="both"/>
+      </w:pPr>
+      <w:r>
+        <w:t>The controller listens for OpenFlow connections and manages packet forwarding</w:t>
+      </w:r>
+      <w:r>
+        <w:t>.</w:t>
       </w:r>
     </w:p>
     <w:p>
@@ -1032,9 +1269,9 @@
         </w:rPr>
         <w:lastRenderedPageBreak/>
         <w:drawing>
-          <wp:inline distT="0" distB="0" distL="0" distR="0" wp14:anchorId="6C4D37E6" wp14:editId="7ED69EE8">
-            <wp:extent cx="5724081" cy="2277374"/>
-            <wp:effectExtent l="0" t="0" r="0" b="8890"/>
+          <wp:inline distT="0" distB="0" distL="0" distR="0" wp14:anchorId="6C4D37E6" wp14:editId="68804A2A">
+            <wp:extent cx="5255325" cy="2033081"/>
+            <wp:effectExtent l="0" t="0" r="2540" b="5715"/>
             <wp:docPr id="2078202748" name="Picture 4"/>
             <wp:cNvGraphicFramePr>
               <a:graphicFrameLocks xmlns:a="http://schemas.openxmlformats.org/drawingml/2006/main" noChangeAspect="1"/>
@@ -1043,20 +1280,19 @@
               <a:graphicData uri="http://schemas.openxmlformats.org/drawingml/2006/picture">
                 <pic:pic xmlns:pic="http://schemas.openxmlformats.org/drawingml/2006/picture">
                   <pic:nvPicPr>
-                    <pic:cNvPr id="0" name="Picture 3"/>
+                    <pic:cNvPr id="2078202748" name="Picture 4"/>
                     <pic:cNvPicPr>
                       <a:picLocks noChangeAspect="1" noChangeArrowheads="1"/>
                     </pic:cNvPicPr>
                   </pic:nvPicPr>
                   <pic:blipFill>
-                    <a:blip r:embed="rId5" cstate="print">
+                    <a:blip r:embed="rId5">
                       <a:extLst>
                         <a:ext uri="{28A0092B-C50C-407E-A947-70E740481C1C}">
                           <a14:useLocalDpi xmlns:a14="http://schemas.microsoft.com/office/drawing/2010/main" val="0"/>
                         </a:ext>
                       </a:extLst>
                     </a:blip>
-                    <a:srcRect/>
                     <a:stretch>
                       <a:fillRect/>
                     </a:stretch>
@@ -1064,7 +1300,7 @@
                   <pic:spPr bwMode="auto">
                     <a:xfrm>
                       <a:off x="0" y="0"/>
-                      <a:ext cx="5818359" cy="2314883"/>
+                      <a:ext cx="5255325" cy="2033081"/>
                     </a:xfrm>
                     <a:prstGeom prst="rect">
                       <a:avLst/>
@@ -1163,9 +1399,9 @@
           <w:noProof/>
         </w:rPr>
         <w:drawing>
-          <wp:inline distT="0" distB="0" distL="0" distR="0" wp14:anchorId="6FFE304C" wp14:editId="3E633435">
-            <wp:extent cx="5671820" cy="2113472"/>
-            <wp:effectExtent l="0" t="0" r="5080" b="1270"/>
+          <wp:inline distT="0" distB="0" distL="0" distR="0" wp14:anchorId="6FFE304C" wp14:editId="62DFA274">
+            <wp:extent cx="5737906" cy="541570"/>
+            <wp:effectExtent l="0" t="0" r="0" b="0"/>
             <wp:docPr id="860845087" name="Picture 7"/>
             <wp:cNvGraphicFramePr>
               <a:graphicFrameLocks xmlns:a="http://schemas.openxmlformats.org/drawingml/2006/main" noChangeAspect="1"/>
@@ -1174,20 +1410,19 @@
               <a:graphicData uri="http://schemas.openxmlformats.org/drawingml/2006/picture">
                 <pic:pic xmlns:pic="http://schemas.openxmlformats.org/drawingml/2006/picture">
                   <pic:nvPicPr>
-                    <pic:cNvPr id="0" name="Picture 5"/>
+                    <pic:cNvPr id="860845087" name="Picture 7"/>
                     <pic:cNvPicPr>
                       <a:picLocks noChangeAspect="1" noChangeArrowheads="1"/>
                     </pic:cNvPicPr>
                   </pic:nvPicPr>
                   <pic:blipFill>
-                    <a:blip r:embed="rId6" cstate="print">
+                    <a:blip r:embed="rId6">
                       <a:extLst>
                         <a:ext uri="{28A0092B-C50C-407E-A947-70E740481C1C}">
                           <a14:useLocalDpi xmlns:a14="http://schemas.microsoft.com/office/drawing/2010/main" val="0"/>
                         </a:ext>
                       </a:extLst>
                     </a:blip>
-                    <a:srcRect/>
                     <a:stretch>
                       <a:fillRect/>
                     </a:stretch>
@@ -1195,7 +1430,7 @@
                   <pic:spPr bwMode="auto">
                     <a:xfrm>
                       <a:off x="0" y="0"/>
-                      <a:ext cx="5736636" cy="2137624"/>
+                      <a:ext cx="5737906" cy="541570"/>
                     </a:xfrm>
                     <a:prstGeom prst="rect">
                       <a:avLst/>
@@ -1232,7 +1467,6 @@
         <w:jc w:val="both"/>
       </w:pPr>
       <w:r>
-        <w:lastRenderedPageBreak/>
         <w:t>In the flow table dump, two types of entries were visible. The first type was the HTTP drop rule with a high priority (e.g., priority 100), matching on TCP destination port 80 with an empty action list. The second type was the forwarding rules with a lower priority (e.g., priority 1), matching on destination MAC and specifying an output port.</w:t>
       </w:r>
     </w:p>
@@ -1279,10 +1513,11 @@
         <w:rPr>
           <w:noProof/>
         </w:rPr>
+        <w:lastRenderedPageBreak/>
         <w:drawing>
-          <wp:inline distT="0" distB="0" distL="0" distR="0" wp14:anchorId="6410D4EA" wp14:editId="6E93FD24">
-            <wp:extent cx="5731510" cy="2183843"/>
-            <wp:effectExtent l="0" t="0" r="2540" b="6985"/>
+          <wp:inline distT="0" distB="0" distL="0" distR="0" wp14:anchorId="6410D4EA" wp14:editId="771BB038">
+            <wp:extent cx="5665804" cy="2183765"/>
+            <wp:effectExtent l="0" t="0" r="0" b="6985"/>
             <wp:docPr id="1723795176" name="Picture 8"/>
             <wp:cNvGraphicFramePr>
               <a:graphicFrameLocks xmlns:a="http://schemas.openxmlformats.org/drawingml/2006/main" noChangeAspect="1"/>
@@ -1291,20 +1526,19 @@
               <a:graphicData uri="http://schemas.openxmlformats.org/drawingml/2006/picture">
                 <pic:pic xmlns:pic="http://schemas.openxmlformats.org/drawingml/2006/picture">
                   <pic:nvPicPr>
-                    <pic:cNvPr id="0" name="Picture 6"/>
+                    <pic:cNvPr id="1723795176" name="Picture 8"/>
                     <pic:cNvPicPr>
                       <a:picLocks noChangeAspect="1" noChangeArrowheads="1"/>
                     </pic:cNvPicPr>
                   </pic:nvPicPr>
                   <pic:blipFill>
-                    <a:blip r:embed="rId7" cstate="print">
+                    <a:blip r:embed="rId7">
                       <a:extLst>
                         <a:ext uri="{28A0092B-C50C-407E-A947-70E740481C1C}">
                           <a14:useLocalDpi xmlns:a14="http://schemas.microsoft.com/office/drawing/2010/main" val="0"/>
                         </a:ext>
                       </a:extLst>
                     </a:blip>
-                    <a:srcRect/>
                     <a:stretch>
                       <a:fillRect/>
                     </a:stretch>
@@ -1312,7 +1546,7 @@
                   <pic:spPr bwMode="auto">
                     <a:xfrm>
                       <a:off x="0" y="0"/>
-                      <a:ext cx="5731510" cy="2183843"/>
+                      <a:ext cx="5665804" cy="2183765"/>
                     </a:xfrm>
                     <a:prstGeom prst="rect">
                       <a:avLst/>
@@ -1465,11 +1699,7 @@
       </w:r>
       <w:proofErr w:type="spellEnd"/>
       <w:r>
-        <w:t xml:space="preserve"> was run between h1 and h2 for UDP traffic to measure throughput on an allowed flow. Since this traffic is neither TCP port 80 nor a blocked type, it passed through freely. The measured throughput was consistent with Mininet's emulated link capacity </w:t>
-      </w:r>
-      <w:r>
-        <w:lastRenderedPageBreak/>
-        <w:t>(default 100 Mbps). This confirms that the SDN system does not introduce any additional bottleneck for permitted traffic.</w:t>
+        <w:t xml:space="preserve"> was run between h1 and h2 for UDP traffic to measure throughput on an allowed flow. Since this traffic is neither TCP port 80 nor a blocked type, it passed through freely. The measured throughput was consistent with Mininet's emulated link capacity (default 100 Mbps). This confirms that the SDN system does not introduce any additional bottleneck for permitted traffic.</w:t>
       </w:r>
     </w:p>
     <w:p>
@@ -1504,6 +1734,7 @@
         <w:spacing w:before="60" w:after="60"/>
       </w:pPr>
       <w:r>
+        <w:lastRenderedPageBreak/>
         <w:t>Centralized control: Traffic policies are enforced from a single controller, making updates fast and consistent across the network.</w:t>
       </w:r>
     </w:p>
@@ -1668,7 +1899,6 @@
         <w:spacing w:before="60" w:after="60"/>
       </w:pPr>
       <w:r>
-        <w:lastRenderedPageBreak/>
         <w:t>Proactive Flow Installation: Pre-loading the switch with baseline flow rules at startup, rather than installing them reactively, would eliminate the first-packet latency overhead.</w:t>
       </w:r>
     </w:p>
@@ -1708,6 +1938,7 @@
         <w:spacing w:before="60" w:after="60"/>
       </w:pPr>
       <w:r>
+        <w:lastRenderedPageBreak/>
         <w:t>QoS Enforcement: In addition to blocking traffic, the controller could be extended to apply bandwidth limits or priority queuing to different traffic classes, enabling true Quality of Service (QoS) control.</w:t>
       </w:r>
     </w:p>
@@ -1721,7 +1952,29 @@
         <w:spacing w:before="60" w:after="60"/>
       </w:pPr>
       <w:r>
-        <w:t>REST API Integration: Ryu supports a REST API that can be used to push or modify flow rules dynamically from external applications. This would allow real-time policy updates without restarting the controller.</w:t>
+        <w:t xml:space="preserve">REST API Integration: </w:t>
+      </w:r>
+      <w:r>
+        <w:t>POX</w:t>
+      </w:r>
+      <w:r>
+        <w:t xml:space="preserve"> supports a REST API that can be used to push or modify flow rules dynamically from external applications. This would allow real-time policy updates without restarting the controller.</w:t>
+      </w:r>
+    </w:p>
+    <w:p>
+      <w:pPr>
+        <w:pStyle w:val="ListParagraph"/>
+        <w:numPr>
+          <w:ilvl w:val="0"/>
+          <w:numId w:val="2"/>
+        </w:numPr>
+        <w:spacing w:before="60" w:after="60"/>
+      </w:pPr>
+      <w:r>
+        <w:t>POX has limited support for newer Python versions (Python 3.12 warnings observed)</w:t>
+      </w:r>
+      <w:r>
+        <w:t>.</w:t>
       </w:r>
     </w:p>
     <w:p>
@@ -1743,7 +1996,13 @@
         <w:jc w:val="both"/>
       </w:pPr>
       <w:r>
-        <w:t>This project successfully demonstrates a working Traffic Classification System using Software Defined Networking. By combining Mininet for network emulation and the Ryu SDN controller for centralized traffic management, the system is able to classify and control network traffic based on protocol type and port number.</w:t>
+        <w:t xml:space="preserve">This project successfully demonstrates a working Traffic Classification System using Software Defined Networking. By combining Mininet for network emulation and the </w:t>
+      </w:r>
+      <w:r>
+        <w:t>POX</w:t>
+      </w:r>
+      <w:r>
+        <w:t xml:space="preserve"> SDN controller for centralized traffic management, the system is able to classify and control network traffic based on protocol type and port number.</w:t>
       </w:r>
     </w:p>
     <w:p>
@@ -1796,7 +2055,7 @@
     </w:p>
     <w:p>
       <w:pPr>
-        <w:spacing w:before="100" w:after="100"/>
+        <w:spacing w:before="60" w:after="60"/>
       </w:pPr>
       <w:r>
         <w:rPr>
@@ -1806,111 +2065,185 @@
         <w:t xml:space="preserve">[1] </w:t>
       </w:r>
       <w:r>
-        <w:t xml:space="preserve">McKeown, N., Anderson, T., Balakrishnan, H., et al. (2008). "OpenFlow: Enabling Innovation in Campus Networks." </w:t>
-      </w:r>
-      <w:r>
-        <w:rPr>
-          <w:i/>
-          <w:iCs/>
-        </w:rPr>
-        <w:t>ACM SIGCOMM Computer Communication Review</w:t>
-      </w:r>
-      <w:r>
-        <w:t>, 38(2), 69–74.</w:t>
-      </w:r>
-    </w:p>
-    <w:p>
-      <w:pPr>
-        <w:spacing w:before="100" w:after="100"/>
-      </w:pPr>
-      <w:r>
+        <w:t>McKeown, N., Anderson, T., Balakrishnan, H., et al. (2008).</w:t>
+      </w:r>
+    </w:p>
+    <w:p>
+      <w:pPr>
+        <w:spacing w:before="60" w:after="60"/>
+      </w:pPr>
+      <w:r>
+        <w:t xml:space="preserve">"OpenFlow: Enabling Innovation in Campus </w:t>
+      </w:r>
+      <w:proofErr w:type="spellStart"/>
+      <w:r>
+        <w:t>Networks."ACM</w:t>
+      </w:r>
+      <w:proofErr w:type="spellEnd"/>
+      <w:r>
+        <w:t xml:space="preserve"> SIGCOMM Computer Communication Review, 38(2), 69–74.</w:t>
+      </w:r>
+    </w:p>
+    <w:p>
+      <w:pPr>
+        <w:spacing w:before="60" w:after="60"/>
         <w:rPr>
           <w:b/>
           <w:bCs/>
         </w:rPr>
-        <w:t xml:space="preserve">[2] </w:t>
-      </w:r>
-      <w:r>
-        <w:t xml:space="preserve">Lantz, B., Heller, B., &amp; McKeown, N. (2010). "A Network in a Laptop: Rapid Prototyping for Software-Defined Networks." In </w:t>
-      </w:r>
-      <w:r>
-        <w:rPr>
-          <w:i/>
-          <w:iCs/>
-        </w:rPr>
-        <w:t>Proceedings of the 9th ACM SIGCOMM Workshop on Hot Topics in Networks (</w:t>
-      </w:r>
-      <w:proofErr w:type="spellStart"/>
-      <w:r>
-        <w:rPr>
-          <w:i/>
-          <w:iCs/>
-        </w:rPr>
-        <w:t>HotNets</w:t>
-      </w:r>
-      <w:proofErr w:type="spellEnd"/>
-      <w:r>
-        <w:rPr>
-          <w:i/>
-          <w:iCs/>
-        </w:rPr>
-        <w:t>-IX)</w:t>
-      </w:r>
-      <w:r>
-        <w:t>. ACM.</w:t>
-      </w:r>
-    </w:p>
-    <w:p>
-      <w:pPr>
-        <w:spacing w:before="100" w:after="100"/>
+      </w:pPr>
+    </w:p>
+    <w:p>
+      <w:pPr>
+        <w:spacing w:before="60" w:after="60"/>
       </w:pPr>
       <w:r>
         <w:rPr>
           <w:b/>
           <w:bCs/>
         </w:rPr>
-        <w:lastRenderedPageBreak/>
-        <w:t xml:space="preserve">[3] </w:t>
-      </w:r>
-      <w:r>
-        <w:t xml:space="preserve">Ryu SDN Framework Official Documentation. (2024). Ryu Application Programming Model. Retrieved from </w:t>
-      </w:r>
-      <w:r>
-        <w:rPr>
-          <w:color w:val="1F3864"/>
-        </w:rPr>
-        <w:t>https://ryu.readthedocs.io/en/latest/</w:t>
-      </w:r>
-    </w:p>
-    <w:p>
-      <w:pPr>
-        <w:spacing w:before="100" w:after="100"/>
-      </w:pPr>
-      <w:r>
+        <w:t xml:space="preserve">[2] </w:t>
+      </w:r>
+      <w:r>
+        <w:t>Lantz, B., Heller, B., &amp; McKeown, N. (2010).</w:t>
+      </w:r>
+    </w:p>
+    <w:p>
+      <w:pPr>
+        <w:spacing w:before="60" w:after="60"/>
+      </w:pPr>
+      <w:r>
+        <w:t>"A Network in a Laptop: Rapid Prototyping for Software-Defined Networks."</w:t>
+      </w:r>
+    </w:p>
+    <w:p>
+      <w:pPr>
+        <w:spacing w:before="60" w:after="60"/>
+      </w:pPr>
+      <w:r>
+        <w:t>Proceedings of the 9th ACM SIGCOMM Workshop on Hot Topics in Networks (</w:t>
+      </w:r>
+      <w:proofErr w:type="spellStart"/>
+      <w:r>
+        <w:t>HotNets</w:t>
+      </w:r>
+      <w:proofErr w:type="spellEnd"/>
+      <w:r>
+        <w:t>-IX). ACM.</w:t>
+      </w:r>
+    </w:p>
+    <w:p>
+      <w:pPr>
+        <w:spacing w:before="60" w:after="60"/>
         <w:rPr>
           <w:b/>
           <w:bCs/>
         </w:rPr>
+      </w:pPr>
+    </w:p>
+    <w:p>
+      <w:pPr>
+        <w:spacing w:before="60" w:after="60"/>
+      </w:pPr>
+      <w:r>
+        <w:rPr>
+          <w:b/>
+          <w:bCs/>
+        </w:rPr>
+        <w:t xml:space="preserve">[3] </w:t>
+      </w:r>
+      <w:r>
+        <w:t>POX SDN Controller Official Repository. (2024</w:t>
+      </w:r>
+      <w:proofErr w:type="gramStart"/>
+      <w:r>
+        <w:t>).POX</w:t>
+      </w:r>
+      <w:proofErr w:type="gramEnd"/>
+      <w:r>
+        <w:t xml:space="preserve"> Controller Source Code and </w:t>
+      </w:r>
+      <w:proofErr w:type="spellStart"/>
+      <w:r>
+        <w:t>Documentation.Available</w:t>
+      </w:r>
+      <w:proofErr w:type="spellEnd"/>
+      <w:r>
+        <w:t xml:space="preserve"> at: https://github.com/noxrepo/pox</w:t>
+      </w:r>
+    </w:p>
+    <w:p>
+      <w:pPr>
+        <w:spacing w:before="60" w:after="60"/>
+        <w:rPr>
+          <w:b/>
+          <w:bCs/>
+        </w:rPr>
+      </w:pPr>
+    </w:p>
+    <w:p>
+      <w:pPr>
+        <w:spacing w:before="60" w:after="60"/>
+      </w:pPr>
+      <w:r>
+        <w:rPr>
+          <w:b/>
+          <w:bCs/>
+        </w:rPr>
+        <w:lastRenderedPageBreak/>
         <w:t xml:space="preserve">[4] </w:t>
       </w:r>
       <w:r>
-        <w:t xml:space="preserve">Open Networking Foundation. (2013). </w:t>
-      </w:r>
-      <w:r>
-        <w:rPr>
-          <w:i/>
-          <w:iCs/>
-        </w:rPr>
-        <w:t>OpenFlow Switch Specification Version 1.3.0</w:t>
-      </w:r>
-      <w:r>
-        <w:t>. ONF Technical Specification.</w:t>
-      </w:r>
-    </w:p>
-    <w:p>
-      <w:pPr>
-        <w:spacing w:before="60" w:after="60"/>
-      </w:pPr>
+        <w:t>POX Wiki Documentation. (2024</w:t>
+      </w:r>
+      <w:proofErr w:type="gramStart"/>
+      <w:r>
+        <w:t>).POX</w:t>
+      </w:r>
+      <w:proofErr w:type="gramEnd"/>
+      <w:r>
+        <w:t xml:space="preserve"> Controller Components and </w:t>
+      </w:r>
+      <w:proofErr w:type="spellStart"/>
+      <w:r>
+        <w:t>Modules.Available</w:t>
+      </w:r>
+      <w:proofErr w:type="spellEnd"/>
+      <w:r>
+        <w:t xml:space="preserve"> at: https://noxrepo.github.io/pox-doc/html/</w:t>
+      </w:r>
+    </w:p>
+    <w:p>
+      <w:pPr>
+        <w:spacing w:before="60" w:after="60"/>
+        <w:rPr>
+          <w:b/>
+          <w:bCs/>
+        </w:rPr>
+      </w:pPr>
+    </w:p>
+    <w:p>
+      <w:pPr>
+        <w:spacing w:before="60" w:after="60"/>
+      </w:pPr>
+      <w:r>
+        <w:rPr>
+          <w:b/>
+          <w:bCs/>
+        </w:rPr>
+        <w:t xml:space="preserve">[5] </w:t>
+      </w:r>
+      <w:r>
+        <w:t>Open Networking Foundation. (2013</w:t>
+      </w:r>
+      <w:proofErr w:type="gramStart"/>
+      <w:r>
+        <w:t>).OpenFlow</w:t>
+      </w:r>
+      <w:proofErr w:type="gramEnd"/>
+      <w:r>
+        <w:t xml:space="preserve"> Switch Specification Version 1.3.0.ONF Technical Specification.</w:t>
+      </w:r>
     </w:p>
     <w:p>
       <w:pPr>
@@ -3287,7 +3620,6 @@
   <w:style w:type="character" w:default="1" w:styleId="DefaultParagraphFont">
     <w:name w:val="Default Paragraph Font"/>
     <w:uiPriority w:val="1"/>
-    <w:semiHidden/>
     <w:unhideWhenUsed/>
   </w:style>
   <w:style w:type="table" w:default="1" w:styleId="TableNormal">
